--- a/submission/06_observability_business_o11y.docx
+++ b/submission/06_observability_business_o11y.docx
@@ -9,7 +9,7 @@
           <w:color w:val="122F57"/>
           <w:sz w:val="36"/>
         </w:rPr>
-        <w:t>Mal Account Service Platform</w:t>
+        <w:t>Bank Account Service Platform</w:t>
       </w:r>
     </w:p>
     <w:p>
@@ -28,7 +28,7 @@
     </w:p>
     <w:p>
       <w:r>
-        <w:t>Context: Mal is treated as an early-stage bank. The design favours fast, boring delivery paths with reliability controls that protect customer trust, account-read availability, and operational speed.</w:t>
+        <w:t>Context: an anonymized bank is treated as an early-stage bank. The design favours fast, boring delivery paths with reliability controls that protect customer trust, account-read availability, and operational speed.</w:t>
       </w:r>
     </w:p>
     <w:p>
@@ -88,7 +88,7 @@
           </w:tcPr>
           <w:p>
             <w:r>
-              <w:t>app/src/mal_account_service/metrics.py</w:t>
+              <w:t>app/src/bank_account_service/metrics.py</w:t>
             </w:r>
           </w:p>
         </w:tc>
@@ -132,7 +132,7 @@
           </w:tcPr>
           <w:p>
             <w:r>
-              <w:t>observability/dashboards/mal-account-service-dashboard.json</w:t>
+              <w:t>observability/dashboards/bank-account-service-dashboard.json</w:t>
             </w:r>
           </w:p>
         </w:tc>
@@ -154,7 +154,7 @@
           </w:tcPr>
           <w:p>
             <w:r>
-              <w:t>observability/alerts/mal-account-service-alerts.yaml</w:t>
+              <w:t>observability/alerts/bank-account-service-alerts.yaml</w:t>
             </w:r>
           </w:p>
         </w:tc>
@@ -253,7 +253,7 @@
         <w:pStyle w:val="Heading3"/>
       </w:pPr>
       <w:r>
-        <w:t>app/src/mal_account_service/metrics.py</w:t>
+        <w:t>app/src/bank_account_service/metrics.py</w:t>
       </w:r>
     </w:p>
     <w:p>
@@ -333,7 +333,7 @@
         <w:pStyle w:val="CodeBlock"/>
       </w:pPr>
       <w:r>
-        <w:t xml:space="preserve">    "mal_account_service_http_requests_total",</w:t>
+        <w:t xml:space="preserve">    "bank_account_service_http_requests_total",</w:t>
       </w:r>
     </w:p>
     <w:p>
@@ -381,7 +381,7 @@
         <w:pStyle w:val="CodeBlock"/>
       </w:pPr>
       <w:r>
-        <w:t xml:space="preserve">    "mal_account_service_http_request_errors_total",</w:t>
+        <w:t xml:space="preserve">    "bank_account_service_http_request_errors_total",</w:t>
       </w:r>
     </w:p>
     <w:p>
@@ -429,7 +429,7 @@
         <w:pStyle w:val="CodeBlock"/>
       </w:pPr>
       <w:r>
-        <w:t xml:space="preserve">    "mal_account_service_http_request_duration_seconds",</w:t>
+        <w:t xml:space="preserve">    "bank_account_service_http_request_duration_seconds",</w:t>
       </w:r>
     </w:p>
     <w:p>
@@ -749,7 +749,7 @@
         <w:pStyle w:val="Heading3"/>
       </w:pPr>
       <w:r>
-        <w:t>observability/alerts/mal-account-service-alerts.yaml</w:t>
+        <w:t>observability/alerts/bank-account-service-alerts.yaml</w:t>
       </w:r>
     </w:p>
     <w:p>
@@ -781,7 +781,7 @@
         <w:pStyle w:val="CodeBlock"/>
       </w:pPr>
       <w:r>
-        <w:t xml:space="preserve">  name: mal-account-service-alerts</w:t>
+        <w:t xml:space="preserve">  name: bank-account-service-alerts</w:t>
       </w:r>
     </w:p>
     <w:p>
@@ -797,7 +797,7 @@
         <w:pStyle w:val="CodeBlock"/>
       </w:pPr>
       <w:r>
-        <w:t xml:space="preserve">    app.kubernetes.io/name: mal-account-service</w:t>
+        <w:t xml:space="preserve">    app.kubernetes.io/name: bank-account-service</w:t>
       </w:r>
     </w:p>
     <w:p>
@@ -821,7 +821,7 @@
         <w:pStyle w:val="CodeBlock"/>
       </w:pPr>
       <w:r>
-        <w:t xml:space="preserve">    - name: mal-account-service.slo</w:t>
+        <w:t xml:space="preserve">    - name: bank-account-service.slo</w:t>
       </w:r>
     </w:p>
     <w:p>
@@ -869,7 +869,7 @@
         <w:pStyle w:val="CodeBlock"/>
       </w:pPr>
       <w:r>
-        <w:t xml:space="preserve">        - alert: MalAccountLookupSLOBurn</w:t>
+        <w:t xml:space="preserve">        - alert: BankAccountLookupSLOBurn</w:t>
       </w:r>
     </w:p>
     <w:p>
@@ -901,7 +901,7 @@
         <w:pStyle w:val="CodeBlock"/>
       </w:pPr>
       <w:r>
-        <w:t xml:space="preserve">                sum(rate(mal_account_service_http_request_errors_total{path="/api/accounts/{account_id}"}[5m]))</w:t>
+        <w:t xml:space="preserve">                sum(rate(bank_account_service_http_request_errors_total{path="/api/accounts/{account_id}"}[5m]))</w:t>
       </w:r>
     </w:p>
     <w:p>
@@ -925,7 +925,7 @@
         <w:pStyle w:val="CodeBlock"/>
       </w:pPr>
       <w:r>
-        <w:t xml:space="preserve">                  sum(rate(mal_account_service_http_request_duration_seconds_count{path="/api/accounts/{account_id}"}[5m]))</w:t>
+        <w:t xml:space="preserve">                  sum(rate(bank_account_service_http_request_duration_seconds_count{path="/api/accounts/{account_id}"}[5m]))</w:t>
       </w:r>
     </w:p>
     <w:p>
@@ -941,7 +941,7 @@
         <w:pStyle w:val="CodeBlock"/>
       </w:pPr>
       <w:r>
-        <w:t xml:space="preserve">                  sum(rate(mal_account_service_http_request_duration_seconds_bucket{path="/api/accounts/{account_id}",le="0.3"}[5m]))</w:t>
+        <w:t xml:space="preserve">                  sum(rate(bank_account_service_http_request_duration_seconds_bucket{path="/api/accounts/{account_id}",le="0.3"}[5m]))</w:t>
       </w:r>
     </w:p>
     <w:p>
@@ -973,7 +973,7 @@
         <w:pStyle w:val="CodeBlock"/>
       </w:pPr>
       <w:r>
-        <w:t xml:space="preserve">              clamp_min(sum(rate(mal_account_service_http_requests_total{path="/api/accounts/{account_id}"}[5m])), 1)</w:t>
+        <w:t xml:space="preserve">              clamp_min(sum(rate(bank_account_service_http_requests_total{path="/api/accounts/{account_id}"}[5m])), 1)</w:t>
       </w:r>
     </w:p>
     <w:p>
@@ -1013,7 +1013,7 @@
         <w:pStyle w:val="CodeBlock"/>
       </w:pPr>
       <w:r>
-        <w:t xml:space="preserve">                sum(rate(mal_account_service_http_request_errors_total{path="/api/accounts/{account_id}"}[1h]))</w:t>
+        <w:t xml:space="preserve">                sum(rate(bank_account_service_http_request_errors_total{path="/api/accounts/{account_id}"}[1h]))</w:t>
       </w:r>
     </w:p>
     <w:p>
@@ -1037,7 +1037,7 @@
         <w:pStyle w:val="CodeBlock"/>
       </w:pPr>
       <w:r>
-        <w:t xml:space="preserve">                  sum(rate(mal_account_service_http_request_duration_seconds_count{path="/api/accounts/{account_id}"}[1h]))</w:t>
+        <w:t xml:space="preserve">                  sum(rate(bank_account_service_http_request_duration_seconds_count{path="/api/accounts/{account_id}"}[1h]))</w:t>
       </w:r>
     </w:p>
     <w:p>
@@ -1053,7 +1053,7 @@
         <w:pStyle w:val="CodeBlock"/>
       </w:pPr>
       <w:r>
-        <w:t xml:space="preserve">                  sum(rate(mal_account_service_http_request_duration_seconds_bucket{path="/api/accounts/{account_id}",le="0.3"}[1h]))</w:t>
+        <w:t xml:space="preserve">                  sum(rate(bank_account_service_http_request_duration_seconds_bucket{path="/api/accounts/{account_id}",le="0.3"}[1h]))</w:t>
       </w:r>
     </w:p>
     <w:p>
@@ -1085,7 +1085,7 @@
         <w:pStyle w:val="CodeBlock"/>
       </w:pPr>
       <w:r>
-        <w:t xml:space="preserve">              clamp_min(sum(rate(mal_account_service_http_requests_total{path="/api/accounts/{account_id}"}[1h])), 1)</w:t>
+        <w:t xml:space="preserve">              clamp_min(sum(rate(bank_account_service_http_requests_total{path="/api/accounts/{account_id}"}[1h])), 1)</w:t>
       </w:r>
     </w:p>
     <w:p>
@@ -1109,7 +1109,7 @@
         <w:pStyle w:val="CodeBlock"/>
       </w:pPr>
       <w:r>
-        <w:t xml:space="preserve">            sum(rate(mal_account_service_http_requests_total{path="/api/accounts/{account_id}"}[5m])) &gt; 0.1</w:t>
+        <w:t xml:space="preserve">            sum(rate(bank_account_service_http_requests_total{path="/api/accounts/{account_id}"}[5m])) &gt; 0.1</w:t>
       </w:r>
     </w:p>
     <w:p>
@@ -1149,7 +1149,7 @@
         <w:pStyle w:val="CodeBlock"/>
       </w:pPr>
       <w:r>
-        <w:t xml:space="preserve">            summary: "Mal account lookup SLO burn is too high"</w:t>
+        <w:t xml:space="preserve">            summary: "Bank account lookup SLO burn is too high"</w:t>
       </w:r>
     </w:p>
     <w:p>
@@ -1293,7 +1293,7 @@
         <w:pStyle w:val="Heading3"/>
       </w:pPr>
       <w:r>
-        <w:t>observability/dashboards/mal-account-service-dashboard.json</w:t>
+        <w:t>observability/dashboards/bank-account-service-dashboard.json</w:t>
       </w:r>
     </w:p>
     <w:p>
@@ -1381,7 +1381,7 @@
         <w:pStyle w:val="CodeBlock"/>
       </w:pPr>
       <w:r>
-        <w:t xml:space="preserve">          "expr": "sum(rate(mal_account_service_http_requests_total[5m]))",</w:t>
+        <w:t xml:space="preserve">          "expr": "sum(rate(bank_account_service_http_requests_total[5m]))",</w:t>
       </w:r>
     </w:p>
     <w:p>
@@ -1525,7 +1525,7 @@
         <w:pStyle w:val="CodeBlock"/>
       </w:pPr>
       <w:r>
-        <w:t xml:space="preserve">          "expr": "sum(rate(mal_account_service_http_request_errors_total[5m])) / clamp_min(sum(rate(mal_account_service_http_requests_total[5m])), 1)",</w:t>
+        <w:t xml:space="preserve">          "expr": "sum(rate(bank_account_service_http_request_errors_total[5m])) / clamp_min(sum(rate(bank_account_service_http_requests_total[5m])), 1)",</w:t>
       </w:r>
     </w:p>
     <w:p>
@@ -1669,7 +1669,7 @@
         <w:pStyle w:val="CodeBlock"/>
       </w:pPr>
       <w:r>
-        <w:t xml:space="preserve">          "expr": "histogram_quantile(0.95, sum(rate(mal_account_service_http_request_duration_seconds_bucket[5m])) by (le))",</w:t>
+        <w:t xml:space="preserve">          "expr": "histogram_quantile(0.95, sum(rate(bank_account_service_http_request_duration_seconds_bucket[5m])) by (le))",</w:t>
       </w:r>
     </w:p>
     <w:p>
@@ -1781,7 +1781,7 @@
         <w:pStyle w:val="CodeBlock"/>
       </w:pPr>
       <w:r>
-        <w:t xml:space="preserve">    "mal",</w:t>
+        <w:t xml:space="preserve">    "bank",</w:t>
       </w:r>
     </w:p>
     <w:p>
@@ -1837,7 +1837,7 @@
         <w:pStyle w:val="CodeBlock"/>
       </w:pPr>
       <w:r>
-        <w:t xml:space="preserve">  "title": "Mal Account Service",</w:t>
+        <w:t xml:space="preserve">  "title": "Bank Account Service",</w:t>
       </w:r>
     </w:p>
     <w:p>
@@ -1845,7 +1845,7 @@
         <w:pStyle w:val="CodeBlock"/>
       </w:pPr>
       <w:r>
-        <w:t xml:space="preserve">  "uid": "mal-account-service"</w:t>
+        <w:t xml:space="preserve">  "uid": "bank-account-service"</w:t>
       </w:r>
     </w:p>
     <w:p>
